--- a/docs/08_Testing_QA_Strategy.docx
+++ b/docs/08_Testing_QA_Strategy.docx
@@ -1364,6 +1364,13 @@
               </w:rPr>
               <w:t>Benchmark-based fidelity threshold; move out of MVP if quality gate fails.</w:t>
             </w:r>
+            <w:r>
+              <w:rPr>
+                <w:b w:val="0"/>
+                <w:sz w:val="17"/>
+              </w:rPr>
+              <w:t xml:space="preserve"> Outcome: gate not met in M5B; deferred to V1.1 (ADR-027).</w:t>
+            </w:r>
           </w:p>
         </w:tc>
       </w:tr>
